--- a/documents/sops/SOP-SC-001_Product_Recall_Procedure.docx
+++ b/documents/sops/SOP-SC-001_Product_Recall_Procedure.docx
@@ -662,7 +662,7 @@
               <w:bottom w:val="none"/>
               <w:right w:val="none"/>
             </w:tcBorders>
-            <w:shd w:color="DC2626" w:val="solid"/>
+            <w:shd w:color="1B2A4A" w:val="solid"/>
           </w:tcPr>
           <w:p>
             <w:pPr>
@@ -4090,7 +4090,7 @@
               <w:bottom w:val="none"/>
               <w:right w:val="none"/>
             </w:tcBorders>
-            <w:shd w:color="DC2626" w:val="solid"/>
+            <w:shd w:color="1B2A4A" w:val="solid"/>
           </w:tcPr>
           <w:p>
             <w:pPr>

--- a/documents/sops/SOP-SC-001_Product_Recall_Procedure.docx
+++ b/documents/sops/SOP-SC-001_Product_Recall_Procedure.docx
@@ -4127,7 +4127,7 @@
                 <w:sz w:val="20"/>
                 <w:szCs w:val="20"/>
               </w:rPr>
-              <w:t xml:space="preserve">CURRENT GAP — NO UNIFIED TRACEABILITY KEY: These four systems are not linked by a common lot-level traceability key. During the June 2025 lettuce recall, this required 65 person-hours of manual cross-referencing involving 28 hours in SAP, 15 hours in WMS, 18 hours on physical store audits, and 4 hours of IT data extraction support. Project CLARITY Phase 1 will create a unified data layer connecting all 4 systems with a common traceability key. Until then, the manual process described above is the ONLY reliable method.</w:t>
+              <w:t xml:space="preserve">CURRENT GAP — NO UNIFIED TRACEABILITY KEY: These four systems are not linked by a common lot-level traceability key. During the June 2025 lettuce recall, this required 65 person-hours of manual cross-referencing involving 28 hours in SAP, 15 hours in WMS, 18 hours on physical store audits, and 4 hours of IT data extraction support. Project Qlarity Phase 1 will create a unified data layer connecting all 4 systems with a common traceability key. Until then, the manual process described above is the ONLY reliable method.</w:t>
             </w:r>
           </w:p>
         </w:tc>
@@ -7328,7 +7328,7 @@
                 <w:sz w:val="19"/>
                 <w:szCs w:val="19"/>
               </w:rPr>
-              <w:t xml:space="preserve">Project CLARITY Business Case (unified traceability solution)</w:t>
+              <w:t xml:space="preserve">Project Qlarity Business Case (unified traceability solution)</w:t>
             </w:r>
           </w:p>
         </w:tc>

--- a/documents/sops/SOP-SC-001_Product_Recall_Procedure.docx
+++ b/documents/sops/SOP-SC-001_Product_Recall_Procedure.docx
@@ -3989,7 +3989,7 @@
           <w:sz w:val="21"/>
           <w:szCs w:val="21"/>
         </w:rPr>
-        <w:t xml:space="preserve">Salesforce Commerce Cloud — Customer Orders with Affected SKUs:</w:t>
+        <w:t xml:space="preserve">Meridian Storefront — Customer Orders with Affected SKUs:</w:t>
       </w:r>
     </w:p>
     <w:p>
@@ -4013,7 +4013,7 @@
           <w:sz w:val="21"/>
           <w:szCs w:val="21"/>
         </w:rPr>
-        <w:t xml:space="preserve">SOQL query on MCG_Order__c: Filter by product SKU and order date range.</w:t>
+        <w:t xml:space="preserve">SOQL query on crm_orders: Filter by product SKU and order date range.</w:t>
       </w:r>
     </w:p>
     <w:p>
@@ -4061,7 +4061,7 @@
           <w:sz w:val="21"/>
           <w:szCs w:val="21"/>
         </w:rPr>
-        <w:t xml:space="preserve">Known limitation: Salesforce order records do not contain lot-level information. The link between customer order → specific lot requires cross-referencing order date + fulfillment DC + lot availability at time of pick.</w:t>
+        <w:t xml:space="preserve">Known limitation: Meridian CRM order records do not contain lot-level information. The link between customer order → specific lot requires cross-referencing order date + fulfillment DC + lot availability at time of pick.</w:t>
       </w:r>
     </w:p>
     <w:tbl>
@@ -4546,7 +4546,7 @@
                 <w:sz w:val="19"/>
                 <w:szCs w:val="19"/>
               </w:rPr>
-              <w:t xml:space="preserve">Descartes + Salesforce</w:t>
+              <w:t xml:space="preserve">Descartes + Meridian CRM</w:t>
             </w:r>
           </w:p>
         </w:tc>
@@ -4746,7 +4746,7 @@
                 <w:sz w:val="19"/>
                 <w:szCs w:val="19"/>
               </w:rPr>
-              <w:t xml:space="preserve">Salesforce</w:t>
+              <w:t xml:space="preserve">Meridian CRM</w:t>
             </w:r>
           </w:p>
         </w:tc>
@@ -4946,7 +4946,7 @@
                 <w:sz w:val="19"/>
                 <w:szCs w:val="19"/>
               </w:rPr>
-              <w:t xml:space="preserve">WMS + Salesforce</w:t>
+              <w:t xml:space="preserve">WMS + Meridian CRM</w:t>
             </w:r>
           </w:p>
         </w:tc>
@@ -5321,7 +5321,7 @@
           <w:sz w:val="21"/>
           <w:szCs w:val="21"/>
         </w:rPr>
-        <w:t xml:space="preserve">Customer Service team generates the affected customer list from Salesforce (SOQL query by product SKU + order date range + delivery status).</w:t>
+        <w:t xml:space="preserve">Customer Service team generates the affected customer list from Meridian CRM (SOQL query by product SKU + order date range + delivery status).</w:t>
       </w:r>
     </w:p>
     <w:p>

--- a/documents/sops/SOP-SC-001_Product_Recall_Procedure.docx
+++ b/documents/sops/SOP-SC-001_Product_Recall_Procedure.docx
@@ -4013,7 +4013,7 @@
           <w:sz w:val="21"/>
           <w:szCs w:val="21"/>
         </w:rPr>
-        <w:t xml:space="preserve">SOQL query on crm_orders: Filter by product SKU and order date range.</w:t>
+        <w:t xml:space="preserve">SQL query on crm_orders: filter by product SKU and order date range.</w:t>
       </w:r>
     </w:p>
     <w:p>
@@ -5321,7 +5321,7 @@
           <w:sz w:val="21"/>
           <w:szCs w:val="21"/>
         </w:rPr>
-        <w:t xml:space="preserve">Customer Service team generates the affected customer list from Meridian CRM (SOQL query by product SKU + order date range + delivery status).</w:t>
+        <w:t xml:space="preserve">Customer Service team generates the affected customer list from Meridian CRM (SQL query by product SKU + order date range + delivery status).</w:t>
       </w:r>
     </w:p>
     <w:p>
